--- a/Documentacion/05_Implementacion/Manual_de_Administracion_y_Soporte.docx
+++ b/Documentacion/05_Implementacion/Manual_de_Administracion_y_Soporte.docx
@@ -4,7 +4,7 @@
   <w:body>
     <w:p>
       <w:pPr>
-        <w:pStyle w:val="Ttulo3"/>
+        <w:pStyle w:val="Ttulo4"/>
       </w:pPr>
       <w:r>
         <w:t>SIGAD — Sistema Inteligente de Gestión y Análisis Documental</w:t>
@@ -3909,31 +3909,31 @@
       </w:rPr>
     </w:lvl>
   </w:abstractNum>
-  <w:num w:numId="1" w16cid:durableId="1029179634">
+  <w:num w:numId="1" w16cid:durableId="328221289">
     <w:abstractNumId w:val="8"/>
   </w:num>
-  <w:num w:numId="2" w16cid:durableId="622424887">
+  <w:num w:numId="2" w16cid:durableId="1079862367">
     <w:abstractNumId w:val="6"/>
   </w:num>
-  <w:num w:numId="3" w16cid:durableId="19017918">
+  <w:num w:numId="3" w16cid:durableId="400375247">
     <w:abstractNumId w:val="5"/>
   </w:num>
-  <w:num w:numId="4" w16cid:durableId="1398671875">
+  <w:num w:numId="4" w16cid:durableId="1950313557">
     <w:abstractNumId w:val="4"/>
   </w:num>
-  <w:num w:numId="5" w16cid:durableId="332953140">
+  <w:num w:numId="5" w16cid:durableId="1764377469">
     <w:abstractNumId w:val="7"/>
   </w:num>
-  <w:num w:numId="6" w16cid:durableId="1102996748">
+  <w:num w:numId="6" w16cid:durableId="701712536">
     <w:abstractNumId w:val="3"/>
   </w:num>
-  <w:num w:numId="7" w16cid:durableId="612786449">
+  <w:num w:numId="7" w16cid:durableId="1505510189">
     <w:abstractNumId w:val="2"/>
   </w:num>
-  <w:num w:numId="8" w16cid:durableId="1197814128">
+  <w:num w:numId="8" w16cid:durableId="1887913373">
     <w:abstractNumId w:val="1"/>
   </w:num>
-  <w:num w:numId="9" w16cid:durableId="1770538587">
+  <w:num w:numId="9" w16cid:durableId="96217941">
     <w:abstractNumId w:val="0"/>
   </w:num>
 </w:numbering>
@@ -4343,7 +4343,7 @@
     <w:link w:val="Ttulo1Car"/>
     <w:uiPriority w:val="9"/>
     <w:qFormat/>
-    <w:rsid w:val="00A73ADC"/>
+    <w:rsid w:val="004F43F3"/>
     <w:pPr>
       <w:keepNext/>
       <w:keepLines/>
@@ -4367,7 +4367,7 @@
     <w:uiPriority w:val="9"/>
     <w:unhideWhenUsed/>
     <w:qFormat/>
-    <w:rsid w:val="00A73ADC"/>
+    <w:rsid w:val="004F43F3"/>
     <w:pPr>
       <w:keepNext/>
       <w:keepLines/>
@@ -4391,7 +4391,7 @@
     <w:uiPriority w:val="9"/>
     <w:unhideWhenUsed/>
     <w:qFormat/>
-    <w:rsid w:val="00A73ADC"/>
+    <w:rsid w:val="004F43F3"/>
     <w:pPr>
       <w:keepNext/>
       <w:keepLines/>
@@ -4412,10 +4412,9 @@
     <w:next w:val="Normal"/>
     <w:link w:val="Ttulo4Car"/>
     <w:uiPriority w:val="9"/>
-    <w:semiHidden/>
     <w:unhideWhenUsed/>
     <w:qFormat/>
-    <w:rsid w:val="00FC693F"/>
+    <w:rsid w:val="004F43F3"/>
     <w:pPr>
       <w:keepNext/>
       <w:keepLines/>
@@ -4428,7 +4427,7 @@
       <w:bCs/>
       <w:i/>
       <w:iCs/>
-      <w:color w:val="4F81BD" w:themeColor="accent1"/>
+      <w:color w:val="000000" w:themeColor="text1"/>
     </w:rPr>
   </w:style>
   <w:style w:type="paragraph" w:styleId="Ttulo5">
@@ -4631,7 +4630,7 @@
     <w:basedOn w:val="Fuentedeprrafopredeter"/>
     <w:link w:val="Ttulo1"/>
     <w:uiPriority w:val="9"/>
-    <w:rsid w:val="00A73ADC"/>
+    <w:rsid w:val="004F43F3"/>
     <w:rPr>
       <w:rFonts w:asciiTheme="majorHAnsi" w:eastAsiaTheme="majorEastAsia" w:hAnsiTheme="majorHAnsi" w:cstheme="majorBidi"/>
       <w:b/>
@@ -4646,7 +4645,7 @@
     <w:basedOn w:val="Fuentedeprrafopredeter"/>
     <w:link w:val="Ttulo2"/>
     <w:uiPriority w:val="9"/>
-    <w:rsid w:val="00A73ADC"/>
+    <w:rsid w:val="004F43F3"/>
     <w:rPr>
       <w:rFonts w:asciiTheme="majorHAnsi" w:eastAsiaTheme="majorEastAsia" w:hAnsiTheme="majorHAnsi" w:cstheme="majorBidi"/>
       <w:b/>
@@ -4661,7 +4660,7 @@
     <w:basedOn w:val="Fuentedeprrafopredeter"/>
     <w:link w:val="Ttulo3"/>
     <w:uiPriority w:val="9"/>
-    <w:rsid w:val="00A73ADC"/>
+    <w:rsid w:val="004F43F3"/>
     <w:rPr>
       <w:rFonts w:asciiTheme="majorHAnsi" w:eastAsiaTheme="majorEastAsia" w:hAnsiTheme="majorHAnsi" w:cstheme="majorBidi"/>
       <w:b/>
@@ -5025,15 +5024,14 @@
     <w:basedOn w:val="Fuentedeprrafopredeter"/>
     <w:link w:val="Ttulo4"/>
     <w:uiPriority w:val="9"/>
-    <w:semiHidden/>
-    <w:rsid w:val="00FC693F"/>
+    <w:rsid w:val="004F43F3"/>
     <w:rPr>
       <w:rFonts w:asciiTheme="majorHAnsi" w:eastAsiaTheme="majorEastAsia" w:hAnsiTheme="majorHAnsi" w:cstheme="majorBidi"/>
       <w:b/>
       <w:bCs/>
       <w:i/>
       <w:iCs/>
-      <w:color w:val="4F81BD" w:themeColor="accent1"/>
+      <w:color w:val="000000" w:themeColor="text1"/>
     </w:rPr>
   </w:style>
   <w:style w:type="character" w:customStyle="1" w:styleId="Ttulo5Car">
